--- a/《人工智能职业素养》/OPC方向教材建设申报表_人工智能职业素养.docx
+++ b/《人工智能职业素养》/OPC方向教材建设申报表_人工智能职业素养.docx
@@ -279,7 +279,7 @@
                 <w:sz w:val="28"/>
                 <w:szCs w:val="28"/>
               </w:rPr>
-              <w:t>☑ OPC创新创业类</w:t>
+              <w:t>☐ OPC创新创业类</w:t>
             </w:r>
           </w:p>
           <w:p>
@@ -922,7 +922,7 @@
               <w:rPr>
                 <w:sz w:val="21"/>
               </w:rPr>
-              <w:t>☑ OPC通识教育类　☐ OPC专业应用类　☑ OPC创新创业类　☐ OPC实训实战类</w:t>
+              <w:t>☑ OPC通识教育类　☐ OPC专业应用类　☐ OPC创新创业类　☐ OPC实训实战类</w:t>
             </w:r>
           </w:p>
         </w:tc>
@@ -1920,7 +1920,7 @@
               <w:rPr>
                 <w:sz w:val="21"/>
               </w:rPr>
-              <w:t>本教材是 OPC 通识教育类教材，同时涉及 OPC 创新创业类内容（第11至13项目），面向在校大学生和初入职场人员，适用于全校各专业。OPC 即“人工智能+创新创业”。本教材以职业素养为主线，把 AI 工具使用放在求职、入职、创新与创业的真实情境中，培养学生负责任地运用大模型与智能体完成职业任务的能力。</w:t>
+              <w:t xml:space="preserve">本教材属于 OPC 通识教育类教材，面向全校各专业在校大学生和初入职场人员，作为公共基础课使用。OPC 即“人工智能+创新创业”，本书以人工智能素养与职业素养为主线，帮助学生在求职、入职和初步创业的真实情境中，学会负责任地使用大模型与智能体，形成独立运用 AI 综合工具完成职业任务的能力。</w:t>
             </w:r>
           </w:p>
           <w:p>
@@ -1931,7 +1931,7 @@
               <w:rPr>
                 <w:sz w:val="21"/>
               </w:rPr>
-              <w:t>对接冀教高函〔2026〕45号文件：一是落实“通识课须帮助学生掌握大模型基本原理、AI工具使用方法、智能体开发基础知识”的要求，第1、3至5项目讲解大模型原理与局限，训练AI工具与低代码智能体的使用；二是落实“课程+训练+实战”进阶模式，第1至4项目为课程，第5至10项目为训练，第11至13项目为实战；三是落实“推广AI+项目式教学”和“校企联合编写活页式、案例式、数字化新形态教材”的要求，全书以任务单、核验表、留痕表等活页工单组织项目。</w:t>
+              <w:t xml:space="preserve">对接冀教高函〔2026〕45号文件：一是落实“通识课须帮助学生掌握大模型基本原理、AI工具使用方法、智能体开发基础知识”的要求，第1至4项目讲解大模型原理与局限，训练 AI 工具使用，并用低代码平台搭建智能体；二是落实“课程+训练+实战”进阶模式，第1至4项目为课程，第5至9项目为训练，第10至13项目为实战；三是落实“活页式、案例式、项目式”编写要求，全书以任务单、核验表、留痕表等活页工单组织项目。</w:t>
             </w:r>
           </w:p>
           <w:p>
@@ -1942,18 +1942,7 @@
               <w:rPr>
                 <w:sz w:val="21"/>
               </w:rPr>
-              <w:t>融合路径：每个项目由 AI 承担识别与分析，学生承担评价与应用，并留下可追溯的记录。全书分为三部分：一是求职（第1至5项目），学习职业责任、求职材料与面试；二是职场规范（第6至10项目），学习数据保密、内容标注、使用留痕与问责、成果权属和团队协作；三是创新与创业（第11至13项目），依次完成创新方案设计、创业合规与创业计划书。创新侧重发现问题并验证方案，创业侧重组织资源并承担经营责任，两者在第11至13项目中衔接。</w:t>
-            </w:r>
-          </w:p>
-          <w:p>
-            <w:pPr>
-              <w:spacing w:after="60"/>
-            </w:pPr>
-            <w:r>
-              <w:rPr>
-                <w:sz w:val="21"/>
-              </w:rPr>
-              <w:t>内容依据：《生成式人工智能服务管理暂行办法》（2023年8月15日施行）要求处理知识产权和个人信息时合规，本书以此作为讨论 AI 使用边界的依据；《互联网信息服务深度合成管理规定》（2023年1月10日施行）涉及 AI 生成内容标注，用于第7项目；《中华人民共和国反电信网络诈骗法》（2022年12月1日施行）用于第2项目的招聘诈骗识别；华东师范大学《生成式人工智能学生使用指南》（2024年8月）要求标注 AI 直接生成内容，作为第8项目的案例依据。</w:t>
+              <w:t xml:space="preserve">每个项目设置一个思政引领点，围绕 AI 的使用、责任与影响展开，例如 AI 责任归属、防范 AI 诈骗、数据安全、AI 生成内容标注、AI 成果权属等，通过任务情境、核验清单和留痕表融入教学，不另设说教章节。</w:t>
             </w:r>
           </w:p>
         </w:tc>
@@ -2023,13 +2012,13 @@
                 <w:b/>
                 <w:sz w:val="21"/>
               </w:rPr>
-              <w:t>1. 大模型与提示词：</w:t>
-            </w:r>
-            <w:r>
-              <w:rPr>
-                <w:sz w:val="21"/>
-              </w:rPr>
-              <w:t>讲解大模型基本原理与局限，训练结构化提示词，用于面试模拟、简历润色和岗位分析（第3、4、5项目）。</w:t>
+              <w:t xml:space="preserve">1. 大模型原理与提示词：</w:t>
+            </w:r>
+            <w:r>
+              <w:rPr>
+                <w:sz w:val="21"/>
+              </w:rPr>
+              <w:t xml:space="preserve">讲解大模型的生成过程与局限，训练结构化提示词，用于简历润色、岗位分析与面试模拟（第1、3、4项目）。</w:t>
             </w:r>
           </w:p>
           <w:p>
@@ -2041,13 +2030,13 @@
                 <w:b/>
                 <w:sz w:val="21"/>
               </w:rPr>
-              <w:t>2. 智能体开发（低代码）：</w:t>
-            </w:r>
-            <w:r>
-              <w:rPr>
-                <w:sz w:val="21"/>
-              </w:rPr>
-              <w:t>在低代码平台配置“面试陪练”“工作日志”智能体，设置触发条件和需人工确认的步骤，学生不编写代码（第4、8项目）。</w:t>
+              <w:t xml:space="preserve">2. 智能体开发基础（低代码）：</w:t>
+            </w:r>
+            <w:r>
+              <w:rPr>
+                <w:sz w:val="21"/>
+              </w:rPr>
+              <w:t xml:space="preserve">讲解智能体的感知、决策、工具、记忆四个组件，并在低代码平台配置“面试陪练”“工作日志”智能体，设置触发条件与需人工确认的步骤，学生不编写代码（第4、7、9项目）。</w:t>
             </w:r>
           </w:p>
           <w:p>
@@ -2059,13 +2048,13 @@
                 <w:b/>
                 <w:sz w:val="21"/>
               </w:rPr>
-              <w:t>3. RAG 知识库：</w:t>
-            </w:r>
-            <w:r>
-              <w:rPr>
-                <w:sz w:val="21"/>
-              </w:rPr>
-              <w:t>将学校保密制度、内容标注规则和一人公司合规要求整理为知识库，智能体回答须给出出处，学生核对出处是否准确（第6、7、12项目）。</w:t>
+              <w:t xml:space="preserve">3. RAG 知识库：</w:t>
+            </w:r>
+            <w:r>
+              <w:rPr>
+                <w:sz w:val="21"/>
+              </w:rPr>
+              <w:t xml:space="preserve">将学校保密制度、内容标注规则和一人公司合规要求整理为知识库，智能体回答须给出出处，学生核对出处是否准确（第5、6、12项目）。</w:t>
             </w:r>
           </w:p>
           <w:p>
@@ -2077,13 +2066,13 @@
                 <w:b/>
                 <w:sz w:val="21"/>
               </w:rPr>
-              <w:t>4. 多模态识别：</w:t>
-            </w:r>
-            <w:r>
-              <w:rPr>
-                <w:sz w:val="21"/>
-              </w:rPr>
-              <w:t>识别招聘截图、合同截图和工作材料，输出结构化信息（第2项目）。</w:t>
+              <w:t xml:space="preserve">4. 多模态识别：</w:t>
+            </w:r>
+            <w:r>
+              <w:rPr>
+                <w:sz w:val="21"/>
+              </w:rPr>
+              <w:t xml:space="preserve">识别招聘截图、合同截图和工作材料，输出结构化信息（第2项目）。</w:t>
             </w:r>
           </w:p>
           <w:p>
@@ -2095,13 +2084,13 @@
                 <w:b/>
                 <w:sz w:val="21"/>
               </w:rPr>
-              <w:t>5. 工作流编排：</w:t>
-            </w:r>
-            <w:r>
-              <w:rPr>
-                <w:sz w:val="21"/>
-              </w:rPr>
-              <w:t>串联“收集资料—AI整理—人工核验—记录”环节（第10、13项目）。</w:t>
+              <w:t xml:space="preserve">5. 工作流编排：</w:t>
+            </w:r>
+            <w:r>
+              <w:rPr>
+                <w:sz w:val="21"/>
+              </w:rPr>
+              <w:t xml:space="preserve">串联“收集资料—AI整理—人工核验—记录”环节（第9、11、13项目）。</w:t>
             </w:r>
           </w:p>
           <w:p>
@@ -2112,7 +2101,7 @@
               <w:rPr>
                 <w:sz w:val="21"/>
               </w:rPr>
-              <w:t>所有 AI 输出均需人工核验，关键结论写入留痕表。教学数据采用虚构或脱敏材料，不标注具体工具版本号。</w:t>
+              <w:t xml:space="preserve">所有 AI 输出均需人工核验，关键结论写入留痕表。教学数据采用虚构或脱敏材料，不标注具体工具版本号。</w:t>
             </w:r>
           </w:p>
         </w:tc>
@@ -2182,13 +2171,13 @@
                 <w:b/>
                 <w:sz w:val="21"/>
               </w:rPr>
-              <w:t>1. 案例来源：</w:t>
-            </w:r>
-            <w:r>
-              <w:rPr>
-                <w:sz w:val="21"/>
-              </w:rPr>
-              <w:t>案例覆盖行政、销售、工程、建设、咨询、财税等多个行业，均为脱敏改写的真实工作情境。学生将参与真实文档的整理与标注任务，案例数据经合作方书面授权。</w:t>
+              <w:t xml:space="preserve">1. 案例来源：</w:t>
+            </w:r>
+            <w:r>
+              <w:rPr>
+                <w:sz w:val="21"/>
+              </w:rPr>
+              <w:t xml:space="preserve">案例覆盖行政、销售、工程、建设、咨询、财税等多个行业，均为脱敏改写的真实工作情境。学生将参与真实文档的整理与标注任务，案例数据经合作方书面授权。</w:t>
             </w:r>
           </w:p>
           <w:p>
@@ -2200,13 +2189,13 @@
                 <w:b/>
                 <w:sz w:val="21"/>
               </w:rPr>
-              <w:t>2. 法律审核：</w:t>
-            </w:r>
-            <w:r>
-              <w:rPr>
-                <w:sz w:val="21"/>
-              </w:rPr>
-              <w:t>邀请一名执业律师（合伙人）审核第9项目“AI成果权属”和第12项目“AI创业合规”中的条款与规则。</w:t>
+              <w:t xml:space="preserve">2. 法律审核：</w:t>
+            </w:r>
+            <w:r>
+              <w:rPr>
+                <w:sz w:val="21"/>
+              </w:rPr>
+              <w:t xml:space="preserve">邀请一名执业律师（合伙人）审核第8项目“AI成果权属”和第12项目“AI创业合规”中的条款与规则。</w:t>
             </w:r>
           </w:p>
           <w:p>
@@ -2218,13 +2207,13 @@
                 <w:b/>
                 <w:sz w:val="21"/>
               </w:rPr>
-              <w:t>3. 校企合作：</w:t>
-            </w:r>
-            <w:r>
-              <w:rPr>
-                <w:sz w:val="21"/>
-              </w:rPr>
-              <w:t>合作企业已同意派出人员参与，提供多行业的脱敏案例，并核对第6、7、12、13项目的业务场景与规则。律师已同意参与第9、12项目的审核。教材案例与内容由主编编写。第2至5、8、11项目依据公开的招聘、劳动合规与留痕规范编写，不依赖企业人员。</w:t>
+              <w:t xml:space="preserve">3. 校企合作：</w:t>
+            </w:r>
+            <w:r>
+              <w:rPr>
+                <w:sz w:val="21"/>
+              </w:rPr>
+              <w:t xml:space="preserve">合作企业已同意派出人员参与，提供多行业的脱敏案例，并核对第5、9、11、12、13项目的业务场景与规则。律师已同意参与第8、12项目的审核。教材案例与内容由主编编写。第1至4、6、7项目依据公开的招聘、劳动合规与留痕规范编写，不依赖企业人员。</w:t>
             </w:r>
           </w:p>
         </w:tc>
@@ -2294,13 +2283,13 @@
                 <w:b/>
                 <w:sz w:val="21"/>
               </w:rPr>
-              <w:t>关键词：</w:t>
-            </w:r>
-            <w:r>
-              <w:rPr>
-                <w:sz w:val="21"/>
-              </w:rPr>
-              <w:t>职业素养　AI责任　就业创业　人工核验　留痕可追溯</w:t>
+              <w:t xml:space="preserve">关键词：</w:t>
+            </w:r>
+            <w:r>
+              <w:rPr>
+                <w:sz w:val="21"/>
+              </w:rPr>
+              <w:t xml:space="preserve">人工智能素养　AI责任　职业素养　人工核验　留痕可追溯</w:t>
             </w:r>
           </w:p>
           <w:p>
@@ -2312,13 +2301,13 @@
                 <w:b/>
                 <w:sz w:val="21"/>
               </w:rPr>
-              <w:t>理由简述：</w:t>
-            </w:r>
-            <w:r>
-              <w:rPr>
-                <w:sz w:val="21"/>
-              </w:rPr>
-              <w:t>全书围绕学生求职、入职、创新和创业中的真实情境，AI 承担识别、整理和模拟，学生负责判断、核实并承担结果责任，学习成果以可交付的记录表和计划书呈现。</w:t>
+              <w:t xml:space="preserve">理由简述：</w:t>
+            </w:r>
+            <w:r>
+              <w:rPr>
+                <w:sz w:val="21"/>
+              </w:rPr>
+              <w:t xml:space="preserve">全书围绕学生求职、入职和初步创业中的真实情境，AI 承担识别、整理和模拟，学生负责判断、核实并承担结果责任，学习成果以可交付的记录表和计划书呈现。</w:t>
             </w:r>
           </w:p>
         </w:tc>
@@ -2509,7 +2498,7 @@
               <w:rPr>
                 <w:sz w:val="21"/>
               </w:rPr>
-              <w:t>全书13个项目，建议48学时。每个项目按“提出问题—AI处理—人工核验—留痕”组织。理论讲解每个项目不超过1学时，其余为操作与核验。</w:t>
+              <w:t xml:space="preserve">全书13个项目，建议48学时。每个项目按“提出问题—AI处理—人工核验—留痕”组织，设一个思政引领点。理论讲解每个项目不超过1学时，其余为操作与核验。</w:t>
             </w:r>
           </w:p>
           <w:p>
@@ -2521,13 +2510,13 @@
                 <w:b/>
                 <w:sz w:val="21"/>
               </w:rPr>
-              <w:t>项目1 AI责任边界（4学时）：</w:t>
-            </w:r>
-            <w:r>
-              <w:rPr>
-                <w:sz w:val="21"/>
-              </w:rPr>
-              <w:t>AI讲解大模型原理与局限，列出可委托任务；学生判断哪些必须本人负责。留痕：任务责任表。</w:t>
+              <w:t xml:space="preserve">项目1 AI责任边界（4学时）：</w:t>
+            </w:r>
+            <w:r>
+              <w:rPr>
+                <w:sz w:val="21"/>
+              </w:rPr>
+              <w:t xml:space="preserve">AI讲解大模型原理与局限，列出可委托任务；学生判断哪些必须本人负责。思政：AI 输出的责任归属。留痕：任务责任表。</w:t>
             </w:r>
           </w:p>
           <w:p>
@@ -2539,13 +2528,13 @@
                 <w:b/>
                 <w:sz w:val="21"/>
               </w:rPr>
-              <w:t>项目2 AI招聘陷阱（4学时）：</w:t>
-            </w:r>
-            <w:r>
-              <w:rPr>
-                <w:sz w:val="21"/>
-              </w:rPr>
-              <w:t>AI标注招聘文本中的可疑特征；学生核实企业信息，判断可信度。留痕：招聘核验表。</w:t>
+              <w:t xml:space="preserve">项目2 AI招聘陷阱（4学时）：</w:t>
+            </w:r>
+            <w:r>
+              <w:rPr>
+                <w:sz w:val="21"/>
+              </w:rPr>
+              <w:t xml:space="preserve">AI标注招聘文本中的可疑特征；学生核实企业信息，判断可信度。思政：识别 AI 生成的虚假招聘与诈骗话术。留痕：招聘核验表。</w:t>
             </w:r>
           </w:p>
           <w:p>
@@ -2557,13 +2546,13 @@
                 <w:b/>
                 <w:sz w:val="21"/>
               </w:rPr>
-              <w:t>项目3 AI简历优化（3学时）：</w:t>
-            </w:r>
-            <w:r>
-              <w:rPr>
-                <w:sz w:val="21"/>
-              </w:rPr>
-              <w:t>AI润色语句，并标出与原始经历不符之处；学生核对每条表述的事实依据。留痕：简历与依据对照表。</w:t>
+              <w:t xml:space="preserve">项目3 AI简历与岗位匹配（4学时）：</w:t>
+            </w:r>
+            <w:r>
+              <w:rPr>
+                <w:sz w:val="21"/>
+              </w:rPr>
+              <w:t xml:space="preserve">AI分析岗位要求并润色语句，同时标出与原始经历不符之处；学生核对每条表述的事实依据，并制定能力补足计划。思政：AI 润色不能虚构经历。留痕：简历与依据对照表、能力差距表。</w:t>
             </w:r>
           </w:p>
           <w:p>
@@ -2575,13 +2564,13 @@
                 <w:b/>
                 <w:sz w:val="21"/>
               </w:rPr>
-              <w:t>项目4 AI模拟面试（4学时）：</w:t>
-            </w:r>
-            <w:r>
-              <w:rPr>
-                <w:sz w:val="21"/>
-              </w:rPr>
-              <w:t>AI扮演面试官提问并给出反馈；学生判断反馈是否合理，修改回答。留痕：面试复盘表。</w:t>
+              <w:t xml:space="preserve">项目4 AI模拟面试（3学时）：</w:t>
+            </w:r>
+            <w:r>
+              <w:rPr>
+                <w:sz w:val="21"/>
+              </w:rPr>
+              <w:t xml:space="preserve">AI扮演面试官提问并给出反馈；学生判断反馈是否合理，修改回答。思政：不盲从 AI 评价，理解其局限与偏见。留痕：面试复盘表。</w:t>
             </w:r>
           </w:p>
           <w:p>
@@ -2593,13 +2582,13 @@
                 <w:b/>
                 <w:sz w:val="21"/>
               </w:rPr>
-              <w:t>项目5 AI岗位分析（4学时）：</w:t>
-            </w:r>
-            <w:r>
-              <w:rPr>
-                <w:sz w:val="21"/>
-              </w:rPr>
-              <w:t>AI提取岗位要求的关键词与能力项；学生对照个人经历，制定能力补足计划。留痕：能力差距表。</w:t>
+              <w:t xml:space="preserve">项目5 AI数据保密（3学时）：</w:t>
+            </w:r>
+            <w:r>
+              <w:rPr>
+                <w:sz w:val="21"/>
+              </w:rPr>
+              <w:t xml:space="preserve">AI依据保密制度知识库标注敏感字段并给出出处；学生确定哪些信息不得输入 AI 工具。思政：数据安全与个人信息保护。留痕：保密清单。</w:t>
             </w:r>
           </w:p>
           <w:p>
@@ -2611,13 +2600,13 @@
                 <w:b/>
                 <w:sz w:val="21"/>
               </w:rPr>
-              <w:t>项目6 AI数据保密（3学时）：</w:t>
-            </w:r>
-            <w:r>
-              <w:rPr>
-                <w:sz w:val="21"/>
-              </w:rPr>
-              <w:t>AI依据保密制度知识库标注敏感字段并给出出处；学生确定哪些信息不得输入AI工具。留痕：保密清单。</w:t>
+              <w:t xml:space="preserve">项目6 AI内容标注（3学时）：</w:t>
+            </w:r>
+            <w:r>
+              <w:rPr>
+                <w:sz w:val="21"/>
+              </w:rPr>
+              <w:t xml:space="preserve">AI依据标注规则知识库检查是否标注 AI 生成内容；学生核实来源并补充标注。思政：深度合成内容的标识义务。留痕：标注核对表。</w:t>
             </w:r>
           </w:p>
           <w:p>
@@ -2629,13 +2618,13 @@
                 <w:b/>
                 <w:sz w:val="21"/>
               </w:rPr>
-              <w:t>项目7 AI内容标注（3学时）：</w:t>
-            </w:r>
-            <w:r>
-              <w:rPr>
-                <w:sz w:val="21"/>
-              </w:rPr>
-              <w:t>AI依据标注规则知识库检查是否标注AI生成内容并给出出处；学生核实来源并补充标注。留痕：标注核对表。</w:t>
+              <w:t xml:space="preserve">项目7 AI使用留痕与问责（4学时）：</w:t>
+            </w:r>
+            <w:r>
+              <w:rPr>
+                <w:sz w:val="21"/>
+              </w:rPr>
+              <w:t xml:space="preserve">AI整理一次任务中的使用记录，并找出输出中的错误；学生核对记录完整性，撰写更正说明。思政：出错后如实更正。留痕：使用记录表、更正说明。</w:t>
             </w:r>
           </w:p>
           <w:p>
@@ -2647,13 +2636,13 @@
                 <w:b/>
                 <w:sz w:val="21"/>
               </w:rPr>
-              <w:t>项目8 AI使用留痕与问责（4学时）：</w:t>
-            </w:r>
-            <w:r>
-              <w:rPr>
-                <w:sz w:val="21"/>
-              </w:rPr>
-              <w:t>AI整理一次任务中的使用记录与工作日志，并找出输出中的错误；学生对照学校规定核对记录完整性，判断影响范围，撰写更正说明。留痕：使用记录表、更正说明。</w:t>
+              <w:t xml:space="preserve">项目8 AI成果权属（3学时）：</w:t>
+            </w:r>
+            <w:r>
+              <w:rPr>
+                <w:sz w:val="21"/>
+              </w:rPr>
+              <w:t xml:space="preserve">AI检索相似作品并列出相似点；学生判断权利边界，确定署名与归属。思政：尊重原创与训练数据权益。留痕：权属说明表。</w:t>
             </w:r>
           </w:p>
           <w:p>
@@ -2665,13 +2654,13 @@
                 <w:b/>
                 <w:sz w:val="21"/>
               </w:rPr>
-              <w:t>项目9 AI成果权属（3学时）：</w:t>
-            </w:r>
-            <w:r>
-              <w:rPr>
-                <w:sz w:val="21"/>
-              </w:rPr>
-              <w:t>AI检索相似作品并列出相似点；学生判断权利边界，确定署名与归属。留痕：权属说明表。</w:t>
+              <w:t xml:space="preserve">项目9 AI人机分工与外包协作（4学时）：</w:t>
+            </w:r>
+            <w:r>
+              <w:rPr>
+                <w:sz w:val="21"/>
+              </w:rPr>
+              <w:t xml:space="preserve">AI整理需求与待办事项，并搭建工作流智能体；学生划分人机分工，核对交付责任，确认责任人。思政：外包交付中披露 AI 使用，责任不因 AI 转移。留痕：分工与交付表。</w:t>
             </w:r>
           </w:p>
           <w:p>
@@ -2683,13 +2672,13 @@
                 <w:b/>
                 <w:sz w:val="21"/>
               </w:rPr>
-              <w:t>项目10 AI团队协作（4学时）：</w:t>
-            </w:r>
-            <w:r>
-              <w:rPr>
-                <w:sz w:val="21"/>
-              </w:rPr>
-              <w:t>AI整理会议纪要与待办事项；学生核对分工与权限，确认责任人。留痕：分工与纪要表。</w:t>
+              <w:t xml:space="preserve">项目10 AI需求洞察与方案设计（4学时）：</w:t>
+            </w:r>
+            <w:r>
+              <w:rPr>
+                <w:sz w:val="21"/>
+              </w:rPr>
+              <w:t xml:space="preserve">AI辅助发现问题并生成多种方案；学生筛选方案，核验可行性、风险及对不同群体的影响。思政：技术应用的公平与包容。留痕：创新方案表。</w:t>
             </w:r>
           </w:p>
           <w:p>
@@ -2701,13 +2690,13 @@
                 <w:b/>
                 <w:sz w:val="21"/>
               </w:rPr>
-              <w:t>项目11 AI创新方案设计（4学时）：</w:t>
-            </w:r>
-            <w:r>
-              <w:rPr>
-                <w:sz w:val="21"/>
-              </w:rPr>
-              <w:t>AI辅助发现问题并生成多种方案；学生筛选方案，核验其可行性与风险。留痕：创新方案表。</w:t>
+              <w:t xml:space="preserve">项目11 AI一人公司获客与交付（4学时）：</w:t>
+            </w:r>
+            <w:r>
+              <w:rPr>
+                <w:sz w:val="21"/>
+              </w:rPr>
+              <w:t xml:space="preserve">AI辅助选题、内容生成与客服智能体配置；学生核验承诺内容，设定人工审核节点。思政：AI 客服的诚信边界。留痕：获客与交付记录表。</w:t>
             </w:r>
           </w:p>
           <w:p>
@@ -2719,13 +2708,13 @@
                 <w:b/>
                 <w:sz w:val="21"/>
               </w:rPr>
-              <w:t>项目12 AI创业合规（4学时）：</w:t>
-            </w:r>
-            <w:r>
-              <w:rPr>
-                <w:sz w:val="21"/>
-              </w:rPr>
-              <w:t>AI依据合规知识库生成规则草稿并标注每条出处；学生核对相关要求，确定一人公司的使用规则。留痕：使用规则手册。</w:t>
+              <w:t xml:space="preserve">项目12 AI创业合规与收支核算（4学时）：</w:t>
+            </w:r>
+            <w:r>
+              <w:rPr>
+                <w:sz w:val="21"/>
+              </w:rPr>
+              <w:t xml:space="preserve">AI依据合规知识库生成规则草稿并标注出处，辅助整理收支；学生核对相关要求，确定一人公司的使用规则。思政：守法经营，依法纳税。留痕：使用规则手册、收支核对表。</w:t>
             </w:r>
           </w:p>
           <w:p>
@@ -2737,13 +2726,13 @@
                 <w:b/>
                 <w:sz w:val="21"/>
               </w:rPr>
-              <w:t>项目13 AI创业计划书（4学时）：</w:t>
-            </w:r>
-            <w:r>
-              <w:rPr>
-                <w:sz w:val="21"/>
-              </w:rPr>
-              <w:t>AI辅助整理市场、成本与商业模式信息；学生核实数据来源，完成创业计划书并进行答辩。留痕：创业计划书。</w:t>
+              <w:t xml:space="preserve">项目13 AI创业计划书与路演（4学时）：</w:t>
+            </w:r>
+            <w:r>
+              <w:rPr>
+                <w:sz w:val="21"/>
+              </w:rPr>
+              <w:t xml:space="preserve">AI辅助整理市场、成本与商业模式信息；学生核实数据来源，完成创业计划书并进行路演。思政：AI 生成数据必须可核实。留痕：创业计划书。</w:t>
             </w:r>
           </w:p>
           <w:p>
@@ -2755,13 +2744,13 @@
                 <w:b/>
                 <w:sz w:val="21"/>
               </w:rPr>
-              <w:t>合计：</w:t>
-            </w:r>
-            <w:r>
-              <w:rPr>
-                <w:sz w:val="21"/>
-              </w:rPr>
-              <w:t>48学时。课程（1至4项目）、训练（5至10项目）、实战（11至13项目）三阶段进阶。</w:t>
+              <w:t xml:space="preserve">合计：</w:t>
+            </w:r>
+            <w:r>
+              <w:rPr>
+                <w:sz w:val="21"/>
+              </w:rPr>
+              <w:t xml:space="preserve">48学时。课程（1至4项目）、训练（5至9项目）、实战（10至13项目）三阶段进阶。</w:t>
             </w:r>
           </w:p>
         </w:tc>
@@ -2848,13 +2837,13 @@
                 <w:b/>
                 <w:sz w:val="21"/>
               </w:rPr>
-              <w:t>体例：</w:t>
-            </w:r>
-            <w:r>
-              <w:rPr>
-                <w:sz w:val="21"/>
-              </w:rPr>
-              <w:t>任务驱动。每个项目包含“任务情境—AI处理—人工核验—留痕—复盘”五个环节。</w:t>
+              <w:t xml:space="preserve">体例：</w:t>
+            </w:r>
+            <w:r>
+              <w:rPr>
+                <w:sz w:val="21"/>
+              </w:rPr>
+              <w:t xml:space="preserve">任务驱动。每个项目包含“任务情境—AI处理—人工核验—留痕—复盘”五个环节。</w:t>
             </w:r>
           </w:p>
           <w:p>
@@ -2866,13 +2855,13 @@
                 <w:b/>
                 <w:sz w:val="21"/>
               </w:rPr>
-              <w:t>活页式与项目式：</w:t>
-            </w:r>
-            <w:r>
-              <w:rPr>
-                <w:sz w:val="21"/>
-              </w:rPr>
-              <w:t>任务单、核验表、留痕表和规则手册均为活页工单，可单独使用。</w:t>
+              <w:t xml:space="preserve">活页式与项目式：</w:t>
+            </w:r>
+            <w:r>
+              <w:rPr>
+                <w:sz w:val="21"/>
+              </w:rPr>
+              <w:t xml:space="preserve">任务单、核验表、留痕表和规则手册均为活页工单，可单独使用。</w:t>
             </w:r>
           </w:p>
           <w:p>
@@ -2884,13 +2873,13 @@
                 <w:b/>
                 <w:sz w:val="21"/>
               </w:rPr>
-              <w:t>案例式：</w:t>
-            </w:r>
-            <w:r>
-              <w:rPr>
-                <w:sz w:val="21"/>
-              </w:rPr>
-              <w:t>每个项目以求职、入职、创新或创业中的真实情境为原型，案例数据脱敏，注明来源与授权。热点案例（如招聘诈骗、AI生成虚假内容）只作为案例层，每年更新。</w:t>
+              <w:t xml:space="preserve">案例式：</w:t>
+            </w:r>
+            <w:r>
+              <w:rPr>
+                <w:sz w:val="21"/>
+              </w:rPr>
+              <w:t xml:space="preserve">每个项目以求职、入职、创新或创业中的真实情境为原型，案例数据脱敏，注明来源与授权。热点案例（如招聘诈骗、AI生成虚假内容）只作为案例层，每年更新。</w:t>
             </w:r>
           </w:p>
           <w:p>
@@ -2902,13 +2891,13 @@
                 <w:b/>
                 <w:sz w:val="21"/>
               </w:rPr>
-              <w:t>创新与创业：</w:t>
-            </w:r>
-            <w:r>
-              <w:rPr>
-                <w:sz w:val="21"/>
-              </w:rPr>
-              <w:t>创新与创业分为两条线。第11项目训练发现问题、验证方案；第12、13项目训练合规经营与商业计划，学生以规则手册和创业计划书完成全书。</w:t>
+              <w:t xml:space="preserve">职业发展与创业认知：</w:t>
+            </w:r>
+            <w:r>
+              <w:rPr>
+                <w:sz w:val="21"/>
+              </w:rPr>
+              <w:t xml:space="preserve">第10至13项目以一人公司为情境，训练发现问题、验证方案、合规经营与商业计划，学生以规则手册和创业计划书完成全书。</w:t>
             </w:r>
           </w:p>
           <w:p>
@@ -2920,13 +2909,13 @@
                 <w:b/>
                 <w:sz w:val="21"/>
               </w:rPr>
-              <w:t>创新特色：</w:t>
-            </w:r>
-            <w:r>
-              <w:rPr>
-                <w:sz w:val="21"/>
-              </w:rPr>
-              <w:t>一是以求职、入职和创业中的真实情境为任务，学生可直接运用；二是每个项目设置3至5条可检查的核验标准，要求学生说明AI输出的依据；三是职业责任贯穿全书，AI输出不能直接作为决定，学生对最终结果负责；四是不涉及编程，全部工具为低代码、多模态和大模型助手；五是每个项目标题突出“AI承担识别分析、学生承担评价应用”的分工。</w:t>
+              <w:t xml:space="preserve">创新特色：</w:t>
+            </w:r>
+            <w:r>
+              <w:rPr>
+                <w:sz w:val="21"/>
+              </w:rPr>
+              <w:t xml:space="preserve">一是以求职、入职和创业中的真实情境为任务，学生可直接运用；二是每个项目设置3至5条可检查的核验标准，要求学生说明AI输出的依据；三是职业责任贯穿全书，AI输出不能直接作为决定，学生对最终结果负责；四是不涉及编程，全部工具为低代码、多模态和大模型助手；五是每个项目标题突出“AI承担识别分析、学生承担评价应用”的分工。</w:t>
             </w:r>
           </w:p>
           <w:p>
@@ -2938,13 +2927,13 @@
                 <w:b/>
                 <w:sz w:val="21"/>
               </w:rPr>
-              <w:t>课程—训练—实战进阶：</w:t>
-            </w:r>
-            <w:r>
-              <w:rPr>
-                <w:sz w:val="21"/>
-              </w:rPr>
-              <w:t>第1至4项目为课程，学习职业责任边界、求职材料与面试；第5至10项目为训练，完成岗位分析、数据保密、内容标注、留痕与问责、成果权属和团队协作；第11至13项目为实战，依次完成创新方案设计、创业合规和创业计划书。</w:t>
+              <w:t xml:space="preserve">课程—训练—实战进阶：</w:t>
+            </w:r>
+            <w:r>
+              <w:rPr>
+                <w:sz w:val="21"/>
+              </w:rPr>
+              <w:t xml:space="preserve">第1至4项目为课程，学习职业责任边界、求职材料与面试；第5至9项目为训练，完成数据保密、内容标注、留痕与问责、成果权属和人机分工；第10至13项目为实战，依次完成方案设计、一人公司获客与交付、创业合规和创业计划书。</w:t>
             </w:r>
           </w:p>
         </w:tc>
@@ -3030,7 +3019,7 @@
               <w:rPr>
                 <w:sz w:val="21"/>
               </w:rPr>
-              <w:t>按“可听、可视、可练、可互动”的要求配套以下资源：</w:t>
+              <w:t xml:space="preserve">按“可听、可视、可练、可互动”的要求配套以下资源：</w:t>
             </w:r>
           </w:p>
           <w:p>
@@ -3042,13 +3031,13 @@
                 <w:b/>
                 <w:sz w:val="21"/>
               </w:rPr>
-              <w:t>在线课程：</w:t>
-            </w:r>
-            <w:r>
-              <w:rPr>
-                <w:sz w:val="21"/>
-              </w:rPr>
-              <w:t>按项目组织的学习路径。</w:t>
+              <w:t xml:space="preserve">在线课程：</w:t>
+            </w:r>
+            <w:r>
+              <w:rPr>
+                <w:sz w:val="21"/>
+              </w:rPr>
+              <w:t xml:space="preserve">按项目组织的学习路径。</w:t>
             </w:r>
           </w:p>
           <w:p>
@@ -3060,13 +3049,13 @@
                 <w:b/>
                 <w:sz w:val="21"/>
               </w:rPr>
-              <w:t>可听：</w:t>
-            </w:r>
-            <w:r>
-              <w:rPr>
-                <w:sz w:val="21"/>
-              </w:rPr>
-              <w:t>每个项目配音频讲解，并提供知识卡片的语音版本。</w:t>
+              <w:t xml:space="preserve">可听：</w:t>
+            </w:r>
+            <w:r>
+              <w:rPr>
+                <w:sz w:val="21"/>
+              </w:rPr>
+              <w:t xml:space="preserve">每个项目配音频讲解，并提供知识卡片的语音版本。</w:t>
             </w:r>
           </w:p>
           <w:p>
@@ -3078,13 +3067,13 @@
                 <w:b/>
                 <w:sz w:val="21"/>
               </w:rPr>
-              <w:t>可视：</w:t>
-            </w:r>
-            <w:r>
-              <w:rPr>
-                <w:sz w:val="21"/>
-              </w:rPr>
-              <w:t>每个项目配操作演示视频，每段不超过10分钟。</w:t>
+              <w:t xml:space="preserve">可视：</w:t>
+            </w:r>
+            <w:r>
+              <w:rPr>
+                <w:sz w:val="21"/>
+              </w:rPr>
+              <w:t xml:space="preserve">每个项目配操作演示视频，每段不超过10分钟。</w:t>
             </w:r>
           </w:p>
           <w:p>
@@ -3096,13 +3085,13 @@
                 <w:b/>
                 <w:sz w:val="21"/>
               </w:rPr>
-              <w:t>可练：</w:t>
-            </w:r>
-            <w:r>
-              <w:rPr>
-                <w:sz w:val="21"/>
-              </w:rPr>
-              <w:t>每个项目配样例数据和练习，练习以提交表格为准。</w:t>
+              <w:t xml:space="preserve">可练：</w:t>
+            </w:r>
+            <w:r>
+              <w:rPr>
+                <w:sz w:val="21"/>
+              </w:rPr>
+              <w:t xml:space="preserve">每个项目配样例数据和练习，练习以提交表格为准。</w:t>
             </w:r>
           </w:p>
           <w:p>
@@ -3114,13 +3103,13 @@
                 <w:b/>
                 <w:sz w:val="21"/>
               </w:rPr>
-              <w:t>可互动：</w:t>
-            </w:r>
-            <w:r>
-              <w:rPr>
-                <w:sz w:val="21"/>
-              </w:rPr>
-              <w:t>每个项目设置在线问答与投票，支持课堂讨论。</w:t>
+              <w:t xml:space="preserve">可互动：</w:t>
+            </w:r>
+            <w:r>
+              <w:rPr>
+                <w:sz w:val="21"/>
+              </w:rPr>
+              <w:t xml:space="preserve">每个项目设置在线问答与投票，支持课堂讨论。</w:t>
             </w:r>
           </w:p>
           <w:p>
@@ -3132,13 +3121,13 @@
                 <w:b/>
                 <w:sz w:val="21"/>
               </w:rPr>
-              <w:t>模板资源：</w:t>
-            </w:r>
-            <w:r>
-              <w:rPr>
-                <w:sz w:val="21"/>
-              </w:rPr>
-              <w:t>核验表、留痕表、规则手册和创业计划书的电子版模板。</w:t>
+              <w:t xml:space="preserve">模板资源：</w:t>
+            </w:r>
+            <w:r>
+              <w:rPr>
+                <w:sz w:val="21"/>
+              </w:rPr>
+              <w:t xml:space="preserve">核验表、留痕表、规则手册和创业计划书的电子版模板。</w:t>
             </w:r>
           </w:p>
           <w:p>
@@ -3149,7 +3138,7 @@
               <w:rPr>
                 <w:sz w:val="21"/>
               </w:rPr>
-              <w:t>上述资源计划于出版前完成制作。</w:t>
+              <w:t xml:space="preserve">上述资源计划于出版前完成制作。</w:t>
             </w:r>
           </w:p>
         </w:tc>
@@ -3236,13 +3225,13 @@
                 <w:b/>
                 <w:sz w:val="21"/>
               </w:rPr>
-              <w:t>2026年10月底前：</w:t>
-            </w:r>
-            <w:r>
-              <w:rPr>
-                <w:sz w:val="21"/>
-              </w:rPr>
-              <w:t>确定新版目录和13个项目的任务情境，确认校外合作人员的分工。</w:t>
+              <w:t xml:space="preserve">2026年10月底前：</w:t>
+            </w:r>
+            <w:r>
+              <w:rPr>
+                <w:sz w:val="21"/>
+              </w:rPr>
+              <w:t xml:space="preserve">确定新版目录和13个项目的任务情境，确认校外合作人员的分工。</w:t>
             </w:r>
           </w:p>
           <w:p>
@@ -3254,13 +3243,13 @@
                 <w:b/>
                 <w:sz w:val="21"/>
               </w:rPr>
-              <w:t>2026年11月15日前：</w:t>
-            </w:r>
-            <w:r>
-              <w:rPr>
-                <w:sz w:val="21"/>
-              </w:rPr>
-              <w:t>确定编写团队与校企合作协议，完成第1、2、4项目样章。</w:t>
+              <w:t xml:space="preserve">2026年11月15日前：</w:t>
+            </w:r>
+            <w:r>
+              <w:rPr>
+                <w:sz w:val="21"/>
+              </w:rPr>
+              <w:t xml:space="preserve">确定编写团队与校企合作协议，完成第1、2、4项目样章。</w:t>
             </w:r>
           </w:p>
           <w:p>
@@ -3272,13 +3261,13 @@
                 <w:b/>
                 <w:sz w:val="21"/>
               </w:rPr>
-              <w:t>2026年11月25日前：</w:t>
-            </w:r>
-            <w:r>
-              <w:rPr>
-                <w:sz w:val="21"/>
-              </w:rPr>
-              <w:t>提交申报材料（截止日期为11月30日）。</w:t>
+              <w:t xml:space="preserve">2026年11月25日前：</w:t>
+            </w:r>
+            <w:r>
+              <w:rPr>
+                <w:sz w:val="21"/>
+              </w:rPr>
+              <w:t xml:space="preserve">提交申报材料（截止日期为11月30日）。</w:t>
             </w:r>
           </w:p>
           <w:p>
@@ -3290,13 +3279,13 @@
                 <w:b/>
                 <w:sz w:val="21"/>
               </w:rPr>
-              <w:t>入选后第1至3个月：</w:t>
-            </w:r>
-            <w:r>
-              <w:rPr>
-                <w:sz w:val="21"/>
-              </w:rPr>
-              <w:t>完成全部13个项目初稿，含任务单、核验表和留痕表。</w:t>
+              <w:t xml:space="preserve">入选后第1至3个月：</w:t>
+            </w:r>
+            <w:r>
+              <w:rPr>
+                <w:sz w:val="21"/>
+              </w:rPr>
+              <w:t xml:space="preserve">完成全部13个项目初稿，含任务单、核验表和留痕表。</w:t>
             </w:r>
           </w:p>
           <w:p>
@@ -3308,13 +3297,13 @@
                 <w:b/>
                 <w:sz w:val="21"/>
               </w:rPr>
-              <w:t>入选后第4至5个月：</w:t>
-            </w:r>
-            <w:r>
-              <w:rPr>
-                <w:sz w:val="21"/>
-              </w:rPr>
-              <w:t>完成定稿，邀请企业专家与执业律师审核，修改定稿。</w:t>
+              <w:t xml:space="preserve">入选后第4至5个月：</w:t>
+            </w:r>
+            <w:r>
+              <w:rPr>
+                <w:sz w:val="21"/>
+              </w:rPr>
+              <w:t xml:space="preserve">完成定稿，邀请企业专家与执业律师审核，修改定稿。</w:t>
             </w:r>
           </w:p>
           <w:p>
@@ -3326,13 +3315,13 @@
                 <w:b/>
                 <w:sz w:val="21"/>
               </w:rPr>
-              <w:t>入选后第6至7个月：</w:t>
-            </w:r>
-            <w:r>
-              <w:rPr>
-                <w:sz w:val="21"/>
-              </w:rPr>
-              <w:t>完成数字化资源制作，包括音频、演示视频和在线练习。</w:t>
+              <w:t xml:space="preserve">入选后第6至7个月：</w:t>
+            </w:r>
+            <w:r>
+              <w:rPr>
+                <w:sz w:val="21"/>
+              </w:rPr>
+              <w:t xml:space="preserve">完成数字化资源制作，包括音频、演示视频和在线练习。</w:t>
             </w:r>
           </w:p>
           <w:p>
@@ -3344,13 +3333,13 @@
                 <w:b/>
                 <w:sz w:val="21"/>
               </w:rPr>
-              <w:t>入选后第8个月：</w:t>
-            </w:r>
-            <w:r>
-              <w:rPr>
-                <w:sz w:val="21"/>
-              </w:rPr>
-              <w:t>提交出版社终稿，出版。（以国开社通知和出版安排为准）</w:t>
+              <w:t xml:space="preserve">入选后第8个月：</w:t>
+            </w:r>
+            <w:r>
+              <w:rPr>
+                <w:sz w:val="21"/>
+              </w:rPr>
+              <w:t xml:space="preserve">提交出版社终稿，出版。（以国开社通知和出版安排为准）</w:t>
             </w:r>
           </w:p>
         </w:tc>
@@ -3523,7 +3512,7 @@
                   </w14:solidFill>
                 </w14:textFill>
               </w:rPr>
-              <w:t>姓名</w:t>
+              <w:t>薛辉</w:t>
             </w:r>
           </w:p>
         </w:tc>
@@ -3565,7 +3554,7 @@
                   </w14:solidFill>
                 </w14:textFill>
               </w:rPr>
-              <w:t>职称/职务</w:t>
+              <w:t>讲师</w:t>
             </w:r>
           </w:p>
         </w:tc>
@@ -3607,7 +3596,7 @@
                   </w14:solidFill>
                 </w14:textFill>
               </w:rPr>
-              <w:t>单位</w:t>
+              <w:t>石家庄邮电职业技术学院会计学院</w:t>
             </w:r>
           </w:p>
         </w:tc>
@@ -3649,7 +3638,7 @@
                   </w14:solidFill>
                 </w14:textFill>
               </w:rPr>
-              <w:t>编写分工</w:t>
+              <w:t>主编，负责大纲与统稿，编写项目1至13</w:t>
             </w:r>
           </w:p>
         </w:tc>
@@ -3691,38 +3680,7 @@
                   </w14:solidFill>
                 </w14:textFill>
               </w:rPr>
-              <w:t>备注（企业/校内/</w:t>
-            </w:r>
-            <w:r>
-              <w:rPr>
-                <w:rFonts w:hint="eastAsia"/>
-                <w:b/>
-                <w:bCs/>
-                <w:color w:val="000000" w:themeColor="text1"/>
-                <w:sz w:val="21"/>
-                <w:szCs w:val="21"/>
-                <w14:textFill>
-                  <w14:solidFill>
-                    <w14:schemeClr w14:val="tx1"/>
-                  </w14:solidFill>
-                </w14:textFill>
-              </w:rPr>
-              <w:t>行业</w:t>
-            </w:r>
-            <w:r>
-              <w:rPr>
-                <w:b/>
-                <w:bCs/>
-                <w:color w:val="000000" w:themeColor="text1"/>
-                <w:sz w:val="21"/>
-                <w:szCs w:val="21"/>
-                <w14:textFill>
-                  <w14:solidFill>
-                    <w14:schemeClr w14:val="tx1"/>
-                  </w14:solidFill>
-                </w14:textFill>
-              </w:rPr>
-              <w:t>）</w:t>
+              <w:t>校内</w:t>
             </w:r>
           </w:p>
         </w:tc>
@@ -3773,7 +3731,7 @@
               <w:rPr>
                 <w:sz w:val="21"/>
               </w:rPr>
-              <w:t>薛辉</w:t>
+              <w:t>李晓</w:t>
             </w:r>
           </w:p>
         </w:tc>
@@ -3806,7 +3764,7 @@
               <w:rPr>
                 <w:sz w:val="21"/>
               </w:rPr>
-              <w:t>讲师</w:t>
+              <w:t>中级会计师、中级工程师、一级建造师、一级工程咨询师</w:t>
             </w:r>
           </w:p>
         </w:tc>
@@ -3839,7 +3797,7 @@
               <w:rPr>
                 <w:sz w:val="21"/>
               </w:rPr>
-              <w:t>石家庄邮电职业技术学院会计学院</w:t>
+              <w:t>河北企富财税管理服务有限公司</w:t>
             </w:r>
           </w:p>
         </w:tc>
@@ -3872,7 +3830,7 @@
               <w:rPr>
                 <w:sz w:val="21"/>
               </w:rPr>
-              <w:t>主编，负责大纲与统稿，编写项目1至13</w:t>
+              <w:t>提供财税、工程、建设、咨询等多行业的脱敏案例，核对第5、9、11、12、13项目的业务场景与规则</w:t>
             </w:r>
           </w:p>
         </w:tc>
@@ -3905,7 +3863,7 @@
               <w:rPr>
                 <w:sz w:val="21"/>
               </w:rPr>
-              <w:t>校内</w:t>
+              <w:t>企业（已同意派人）</w:t>
             </w:r>
           </w:p>
         </w:tc>
@@ -3956,7 +3914,7 @@
               <w:rPr>
                 <w:sz w:val="21"/>
               </w:rPr>
-              <w:t>李晓</w:t>
+              <w:t>程娟娟</w:t>
             </w:r>
           </w:p>
         </w:tc>
@@ -3989,7 +3947,7 @@
               <w:rPr>
                 <w:sz w:val="21"/>
               </w:rPr>
-              <w:t>中级会计师、中级工程师、一级建造师、一级工程咨询师</w:t>
+              <w:t>执业律师（合伙人），石家庄律师协会民商事专业委员会副主任</w:t>
             </w:r>
           </w:p>
         </w:tc>
@@ -4022,7 +3980,7 @@
               <w:rPr>
                 <w:sz w:val="21"/>
               </w:rPr>
-              <w:t>河北企富财税管理服务有限公司</w:t>
+              <w:t>河北鸿翔（石家庄）律师事务所</w:t>
             </w:r>
           </w:p>
         </w:tc>
@@ -4055,7 +4013,7 @@
               <w:rPr>
                 <w:sz w:val="21"/>
               </w:rPr>
-              <w:t>提供财税、工程、建设、咨询等多行业的脱敏案例，核对第6、7、12、13项目的业务场景与规则</w:t>
+              <w:t>审核第8、12项目的法律条款与规则</w:t>
             </w:r>
           </w:p>
         </w:tc>
@@ -4088,7 +4046,7 @@
               <w:rPr>
                 <w:sz w:val="21"/>
               </w:rPr>
-              <w:t>企业（已同意派人）</w:t>
+              <w:t>行业（律师，已同意参与）</w:t>
             </w:r>
           </w:p>
         </w:tc>

--- a/《人工智能职业素养》/OPC方向教材建设申报表_人工智能职业素养.docx
+++ b/《人工智能职业素养》/OPC方向教材建设申报表_人工智能职业素养.docx
@@ -1920,7 +1920,7 @@
               <w:rPr>
                 <w:sz w:val="21"/>
               </w:rPr>
-              <w:t xml:space="preserve">本教材属于 OPC 通识教育类教材，面向全校各专业在校大学生和初入职场人员，作为公共基础课使用。OPC 即“人工智能+创新创业”，本书以人工智能素养与职业素养为主线，帮助学生在求职、入职和初步创业的真实情境中，学会负责任地使用大模型与智能体，形成独立运用 AI 综合工具完成职业任务的能力。</w:t>
+              <w:t xml:space="preserve">本教材属于 OPC 通识教育类教材，面向全校各专业在校大学生和初入职场人员，适用于各专业学生通用的通识课程。OPC 即一人公司（One Person Company），在人工智能时代指由一名核心创业者主导、借助 AI 工具独立完成从产品设计到市场交付的创业形态；征稿通知以“人工智能+创新创业”概括这一方向。本书以人工智能素养与职业素养为主线，帮助学生在求职、入职和初步创业的真实情境中，学会负责任地使用大模型与智能体，形成独立运用 AI 综合工具完成职业任务的能力。</w:t>
             </w:r>
           </w:p>
           <w:p>
@@ -2177,7 +2177,7 @@
               <w:rPr>
                 <w:sz w:val="21"/>
               </w:rPr>
-              <w:t xml:space="preserve">案例覆盖行政、销售、工程、建设、咨询、财税等多个行业，均为脱敏改写的真实工作情境。学生将参与真实文档的整理与标注任务，案例数据经合作方书面授权。</w:t>
+              <w:t xml:space="preserve">案例覆盖行政、销售、工程、建设、咨询、财税等多个行业，均为脱敏改写的真实工作情境。学生将参与真实文档的整理与标注任务，案例数据须经合作方书面授权后方可使用。</w:t>
             </w:r>
           </w:p>
           <w:p>

--- a/《人工智能职业素养》/OPC方向教材建设申报表_人工智能职业素养.docx
+++ b/《人工智能职业素养》/OPC方向教材建设申报表_人工智能职业素养.docx
@@ -3947,7 +3947,7 @@
               <w:rPr>
                 <w:sz w:val="21"/>
               </w:rPr>
-              <w:t>执业律师（合伙人），石家庄律师协会民商事专业委员会副主任</w:t>
+              <w:t>执业律师（合伙人），石家庄律师协会第七届民商事专业委员会副主任</w:t>
             </w:r>
           </w:p>
         </w:tc>
@@ -4130,7 +4130,7 @@
               <w:rPr>
                 <w:sz w:val="21"/>
               </w:rPr>
-              <w:t>执业律师（合伙人），石家庄律师协会民商事专业委员会副主任</w:t>
+              <w:t>执业律师（合伙人），石家庄律师协会第七届民商事专业委员会副主任</w:t>
             </w:r>
           </w:p>
         </w:tc>

--- a/《人工智能职业素养》/OPC方向教材建设申报表_人工智能职业素养.docx
+++ b/《人工智能职业素养》/OPC方向教材建设申报表_人工智能职业素养.docx
@@ -4545,6 +4545,17 @@
       <w:pPr>
         <w:spacing w:before="200" w:after="100"/>
       </w:pPr>
+    </w:p>
+    <w:p>
+      <w:pPr>
+        <w:pStyle w:val="BodyText"/>
+      </w:pPr>
+      <w:r>
+        <w:rPr>
+          <w:rFonts w:hint="eastAsia"/>
+        </w:rPr>
+        <w:t xml:space="preserve">编写团队的学术与教学基础：主编长期从事财务智能化、数字化融合、大数据应用与人工智能教学，入选石家庄市科技专家库入库专家，已主编《基础会计（非财务会计类）》，参编《智能化成本核算与管理》《公司财务报表分析》。在人工智能与数字化方面，获教育部2025年全国师生数字素养提升实践活动”标杆案例”（国家级）、河北省教师数字素养提升实践活动二等奖、河北省人工智能教育与应用案例征集二等奖。</w:t>
+      </w:r>
     </w:p>
     <w:tbl>
       <w:tblPr>

--- a/《人工智能职业素养》/OPC方向教材建设申报表_人工智能职业素养.docx
+++ b/《人工智能职业素养》/OPC方向教材建设申报表_人工智能职业素养.docx
@@ -4093,12 +4093,6 @@
                 </w14:textFill>
               </w:rPr>
             </w:pPr>
-            <w:r>
-              <w:rPr>
-                <w:sz w:val="21"/>
-              </w:rPr>
-              <w:t>程娟娟</w:t>
-            </w:r>
           </w:p>
         </w:tc>
         <w:tc>
@@ -4126,12 +4120,6 @@
                 </w14:textFill>
               </w:rPr>
             </w:pPr>
-            <w:r>
-              <w:rPr>
-                <w:sz w:val="21"/>
-              </w:rPr>
-              <w:t>执业律师（合伙人），石家庄律师协会第七届民商事专业委员会副主任</w:t>
-            </w:r>
           </w:p>
         </w:tc>
         <w:tc>
@@ -4159,12 +4147,6 @@
                 </w14:textFill>
               </w:rPr>
             </w:pPr>
-            <w:r>
-              <w:rPr>
-                <w:sz w:val="21"/>
-              </w:rPr>
-              <w:t>河北鸿翔（石家庄）律师事务所</w:t>
-            </w:r>
           </w:p>
         </w:tc>
         <w:tc>
@@ -4192,12 +4174,6 @@
                 </w14:textFill>
               </w:rPr>
             </w:pPr>
-            <w:r>
-              <w:rPr>
-                <w:sz w:val="21"/>
-              </w:rPr>
-              <w:t>审核第9、12项目的法律条款与规则</w:t>
-            </w:r>
           </w:p>
         </w:tc>
         <w:tc>
@@ -4225,12 +4201,6 @@
                 </w14:textFill>
               </w:rPr>
             </w:pPr>
-            <w:r>
-              <w:rPr>
-                <w:sz w:val="21"/>
-              </w:rPr>
-              <w:t>行业（律师，已同意参与）</w:t>
-            </w:r>
           </w:p>
         </w:tc>
       </w:tr>
@@ -4387,175 +4357,11 @@
           </w:p>
         </w:tc>
       </w:tr>
-      <w:tr>
-        <w:tblPrEx>
-          <w:tblBorders>
-            <w:top w:val="single" w:color="auto" w:sz="4" w:space="0"/>
-            <w:left w:val="single" w:color="auto" w:sz="4" w:space="0"/>
-            <w:bottom w:val="single" w:color="auto" w:sz="4" w:space="0"/>
-            <w:right w:val="single" w:color="auto" w:sz="4" w:space="0"/>
-            <w:insideH w:val="single" w:color="auto" w:sz="4" w:space="0"/>
-            <w:insideV w:val="single" w:color="auto" w:sz="4" w:space="0"/>
-          </w:tblBorders>
-          <w:tblCellMar>
-            <w:top w:w="0" w:type="dxa"/>
-            <w:left w:w="10" w:type="dxa"/>
-            <w:bottom w:w="0" w:type="dxa"/>
-            <w:right w:w="10" w:type="dxa"/>
-          </w:tblCellMar>
-        </w:tblPrEx>
-        <w:tc>
-          <w:tcPr>
-            <w:tcW w:w="630" w:type="pct"/>
-            <w:tcBorders>
-              <w:top w:val="single" w:color="000000" w:sz="4" w:space="0"/>
-              <w:left w:val="single" w:color="000000" w:sz="4" w:space="0"/>
-              <w:bottom w:val="single" w:color="000000" w:sz="4" w:space="0"/>
-              <w:right w:val="single" w:color="000000" w:sz="4" w:space="0"/>
-            </w:tcBorders>
-            <w:shd w:val="clear" w:color="auto" w:fill="auto"/>
-            <w:vAlign w:val="center"/>
-          </w:tcPr>
-          <w:p>
-            <w:pPr>
-              <w:spacing w:before="60" w:after="60"/>
-              <w:jc w:val="left"/>
-              <w:rPr>
-                <w:color w:val="000000" w:themeColor="text1"/>
-                <w14:textFill>
-                  <w14:solidFill>
-                    <w14:schemeClr w14:val="tx1"/>
-                  </w14:solidFill>
-                </w14:textFill>
-              </w:rPr>
-            </w:pPr>
-          </w:p>
-        </w:tc>
-        <w:tc>
-          <w:tcPr>
-            <w:tcW w:w="841" w:type="pct"/>
-            <w:tcBorders>
-              <w:top w:val="single" w:color="000000" w:sz="4" w:space="0"/>
-              <w:left w:val="single" w:color="000000" w:sz="4" w:space="0"/>
-              <w:bottom w:val="single" w:color="000000" w:sz="4" w:space="0"/>
-              <w:right w:val="single" w:color="000000" w:sz="4" w:space="0"/>
-            </w:tcBorders>
-            <w:shd w:val="clear" w:color="auto" w:fill="auto"/>
-            <w:vAlign w:val="center"/>
-          </w:tcPr>
-          <w:p>
-            <w:pPr>
-              <w:spacing w:before="60" w:after="60"/>
-              <w:jc w:val="left"/>
-              <w:rPr>
-                <w:color w:val="000000" w:themeColor="text1"/>
-                <w14:textFill>
-                  <w14:solidFill>
-                    <w14:schemeClr w14:val="tx1"/>
-                  </w14:solidFill>
-                </w14:textFill>
-              </w:rPr>
-            </w:pPr>
-          </w:p>
-        </w:tc>
-        <w:tc>
-          <w:tcPr>
-            <w:tcW w:w="630" w:type="pct"/>
-            <w:tcBorders>
-              <w:top w:val="single" w:color="000000" w:sz="4" w:space="0"/>
-              <w:left w:val="single" w:color="000000" w:sz="4" w:space="0"/>
-              <w:bottom w:val="single" w:color="000000" w:sz="4" w:space="0"/>
-              <w:right w:val="single" w:color="000000" w:sz="4" w:space="0"/>
-            </w:tcBorders>
-            <w:shd w:val="clear" w:color="auto" w:fill="auto"/>
-            <w:vAlign w:val="center"/>
-          </w:tcPr>
-          <w:p>
-            <w:pPr>
-              <w:spacing w:before="60" w:after="60"/>
-              <w:jc w:val="left"/>
-              <w:rPr>
-                <w:color w:val="000000" w:themeColor="text1"/>
-                <w14:textFill>
-                  <w14:solidFill>
-                    <w14:schemeClr w14:val="tx1"/>
-                  </w14:solidFill>
-                </w14:textFill>
-              </w:rPr>
-            </w:pPr>
-          </w:p>
-        </w:tc>
-        <w:tc>
-          <w:tcPr>
-            <w:tcW w:w="1262" w:type="pct"/>
-            <w:tcBorders>
-              <w:top w:val="single" w:color="000000" w:sz="4" w:space="0"/>
-              <w:left w:val="single" w:color="000000" w:sz="4" w:space="0"/>
-              <w:bottom w:val="single" w:color="000000" w:sz="4" w:space="0"/>
-              <w:right w:val="single" w:color="000000" w:sz="4" w:space="0"/>
-            </w:tcBorders>
-            <w:shd w:val="clear" w:color="auto" w:fill="auto"/>
-            <w:vAlign w:val="center"/>
-          </w:tcPr>
-          <w:p>
-            <w:pPr>
-              <w:spacing w:before="60" w:after="60"/>
-              <w:jc w:val="left"/>
-              <w:rPr>
-                <w:color w:val="000000" w:themeColor="text1"/>
-                <w14:textFill>
-                  <w14:solidFill>
-                    <w14:schemeClr w14:val="tx1"/>
-                  </w14:solidFill>
-                </w14:textFill>
-              </w:rPr>
-            </w:pPr>
-          </w:p>
-        </w:tc>
-        <w:tc>
-          <w:tcPr>
-            <w:tcW w:w="1634" w:type="pct"/>
-            <w:tcBorders>
-              <w:top w:val="single" w:color="000000" w:sz="4" w:space="0"/>
-              <w:left w:val="single" w:color="000000" w:sz="4" w:space="0"/>
-              <w:bottom w:val="single" w:color="000000" w:sz="4" w:space="0"/>
-              <w:right w:val="single" w:color="000000" w:sz="4" w:space="0"/>
-            </w:tcBorders>
-            <w:shd w:val="clear" w:color="auto" w:fill="auto"/>
-            <w:vAlign w:val="center"/>
-          </w:tcPr>
-          <w:p>
-            <w:pPr>
-              <w:spacing w:before="60" w:after="60"/>
-              <w:jc w:val="left"/>
-              <w:rPr>
-                <w:color w:val="000000" w:themeColor="text1"/>
-                <w14:textFill>
-                  <w14:solidFill>
-                    <w14:schemeClr w14:val="tx1"/>
-                  </w14:solidFill>
-                </w14:textFill>
-              </w:rPr>
-            </w:pPr>
-          </w:p>
-        </w:tc>
-      </w:tr>
     </w:tbl>
     <w:p>
       <w:pPr>
         <w:spacing w:before="200" w:after="100"/>
       </w:pPr>
-    </w:p>
-    <w:p>
-      <w:pPr>
-        <w:pStyle w:val="BodyText"/>
-      </w:pPr>
-      <w:r>
-        <w:rPr>
-          <w:rFonts w:hint="eastAsia"/>
-        </w:rPr>
-        <w:t xml:space="preserve">编写团队的学术与教学基础：主编长期从事财务智能化、数字化融合、大数据应用与人工智能教学，入选石家庄市科技专家库入库专家，已主编《基础会计（非财务会计类）》，参编《智能化成本核算与管理》《公司财务报表分析》。在人工智能与数字化方面，获教育部2025年全国师生数字素养提升实践活动”标杆案例”（国家级）、河北省教师数字素养提升实践活动二等奖、河北省人工智能教育与应用案例征集二等奖。</w:t>
-      </w:r>
     </w:p>
     <w:tbl>
       <w:tblPr>

--- a/《人工智能职业素养》/OPC方向教材建设申报表_人工智能职业素养.docx
+++ b/《人工智能职业素养》/OPC方向教材建设申报表_人工智能职业素养.docx
@@ -6019,7 +6019,7 @@
   <w:docDefaults>
     <w:rPrDefault>
       <w:rPr>
-        <w:rFonts w:asciiTheme="minorHAnsi" w:hAnsiTheme="minorHAnsi" w:eastAsiaTheme="minorEastAsia" w:cstheme="minorBidi"/>
+        <w:rFonts w:ascii="Times New Roman" w:hAnsi="Times New Roman" w:cs="Times New Roman" w:eastAsia="宋体"/>
       </w:rPr>
     </w:rPrDefault>
     <w:pPrDefault/>
